--- a/03_Operacoes_Bitwise/03_Catalogo_Semantico.docx
+++ b/03_Operacoes_Bitwise/03_Catalogo_Semantico.docx
@@ -55,10 +55,10 @@
         <w:rPr>
           <w:b/>
         </w:rPr>
-        <w:t xml:space="preserve">Palavras-chave. </w:t>
-      </w:r>
-      <w:r>
-        <w:t>operação bitwise · AND bitwise · operação lógica · tabela verdade · representação binária</w:t>
+        <w:t xml:space="preserve">Palavras-chave.</w:t>
+      </w:r>
+      <w:r>
+        <w:t xml:space="preserve"> operação bitwise · AND bitwise · operação lógica · tabela-verdade · representação binária</w:t>
       </w:r>
     </w:p>
     <w:p>
@@ -96,10 +96,10 @@
         <w:rPr>
           <w:b/>
         </w:rPr>
-        <w:t xml:space="preserve">Palavras-chave. </w:t>
-      </w:r>
-      <w:r>
-        <w:t>operação bitwise · AND bitwise · OR bitwise · XOR bitwise · NOT bitwise · operador C · tabela verdade</w:t>
+        <w:t xml:space="preserve">Palavras-chave.</w:t>
+      </w:r>
+      <w:r>
+        <w:t xml:space="preserve"> operação bitwise · AND bitwise · OR bitwise · XOR bitwise · NOT bitwise · operador C · tabela-verdade</w:t>
       </w:r>
     </w:p>
     <w:p>
@@ -137,10 +137,10 @@
         <w:rPr>
           <w:b/>
         </w:rPr>
-        <w:t xml:space="preserve">Palavras-chave. </w:t>
-      </w:r>
-      <w:r>
-        <w:t>OR bitwise · XOR bitwise · tabela verdade · representação binária</w:t>
+        <w:t xml:space="preserve">Palavras-chave.</w:t>
+      </w:r>
+      <w:r>
+        <w:t xml:space="preserve"> OR bitwise · XOR bitwise · tabela-verdade · representação binária</w:t>
       </w:r>
     </w:p>
     <w:p>
@@ -219,10 +219,10 @@
         <w:rPr>
           <w:b/>
         </w:rPr>
-        <w:t xml:space="preserve">Palavras-chave. </w:t>
-      </w:r>
-      <w:r>
-        <w:t>deslocamento de bits · deslocamento à esquerda · deslocamento à direita · peso posicional · representação binária</w:t>
+        <w:t xml:space="preserve">Palavras-chave.</w:t>
+      </w:r>
+      <w:r>
+        <w:t xml:space="preserve"> deslocamento de bits · deslocamento à esquerda · deslocamento à direita · valor posicional · representação binária</w:t>
       </w:r>
     </w:p>
     <w:p>
@@ -629,10 +629,10 @@
         <w:rPr>
           <w:b/>
         </w:rPr>
-        <w:t xml:space="preserve">Palavras-chave. </w:t>
-      </w:r>
-      <w:r>
-        <w:t>deslocamento de bits · posição de bit · peso posicional · execução passo a passo</w:t>
+        <w:t xml:space="preserve">Palavras-chave.</w:t>
+      </w:r>
+      <w:r>
+        <w:t xml:space="preserve"> deslocamento de bits · posição de bit · valor posicional · execução passo a passo</w:t>
       </w:r>
     </w:p>
     <w:p>
@@ -859,10 +859,10 @@
         <w:rPr>
           <w:b/>
         </w:rPr>
-        <w:t xml:space="preserve">AND bitwise. </w:t>
-      </w:r>
-      <w:r>
-        <w:t>Operação que produz 1 apenas quando ambos os bits são 1.</w:t>
+        <w:t xml:space="preserve">AND bitwise</w:t>
+      </w:r>
+      <w:r>
+        <w:t xml:space="preserve">. Operação que produz 1 apenas quando ambos os bits são 1.</w:t>
       </w:r>
     </w:p>
     <w:p>
@@ -870,7 +870,10 @@
         <w:ind w:left="283"/>
       </w:pPr>
       <w:r>
-        <w:t>Arquivos: operacao_bit_a_bit.png, operadores_bitwise.png, mascara_bitwise.png, exercicio.md, gabarito.md</w:t>
+        <w:t xml:space="preserve">Arquivos:</w:t>
+      </w:r>
+      <w:r>
+        <w:t xml:space="preserve"> exercicio.md, gabarito.md, mascara_bitwise.png, operacao_bit_a_bit.png, operadores_bitwise.png</w:t>
       </w:r>
     </w:p>
     <w:p>
@@ -879,10 +882,10 @@
         <w:rPr>
           <w:b/>
         </w:rPr>
-        <w:t xml:space="preserve">ativação de bit. </w:t>
-      </w:r>
-      <w:r>
-        <w:t>Operação que coloca uma posição binária em 1.</w:t>
+        <w:t xml:space="preserve">ativação de bit</w:t>
+      </w:r>
+      <w:r>
+        <w:t xml:space="preserve">. Operação que coloca uma posição binária em 1.</w:t>
       </w:r>
     </w:p>
     <w:p>
@@ -890,7 +893,10 @@
         <w:ind w:left="283"/>
       </w:pPr>
       <w:r>
-        <w:t>Arquivos: mascara_bitwise2.png, mascara_bitwise4.png, bitwise_mascaras.gif</w:t>
+        <w:t xml:space="preserve">Arquivos:</w:t>
+      </w:r>
+      <w:r>
+        <w:t xml:space="preserve"> bitwise_mascaras.gif, mascara_bitwise2.png, mascara_bitwise4.png</w:t>
       </w:r>
     </w:p>
     <w:p>
@@ -899,10 +905,10 @@
         <w:rPr>
           <w:b/>
         </w:rPr>
-        <w:t xml:space="preserve">campo de bits. </w:t>
-      </w:r>
-      <w:r>
-        <w:t>Conjunto delimitado de posições binárias que representa informação.</w:t>
+        <w:t xml:space="preserve">campo de bits</w:t>
+      </w:r>
+      <w:r>
+        <w:t xml:space="preserve">. Conjunto delimitado de posições binárias que representa informação.</w:t>
       </w:r>
     </w:p>
     <w:p>
@@ -910,7 +916,10 @@
         <w:ind w:left="283"/>
       </w:pPr>
       <w:r>
-        <w:t>Arquivos: get_bits.png, get_bits2.png, getbits.gif</w:t>
+        <w:t xml:space="preserve">Arquivos:</w:t>
+      </w:r>
+      <w:r>
+        <w:t xml:space="preserve"> get_bits.png, get_bits2.png, getbits.gif</w:t>
       </w:r>
     </w:p>
     <w:p>
@@ -919,10 +928,10 @@
         <w:rPr>
           <w:b/>
         </w:rPr>
-        <w:t xml:space="preserve">complemento de dois. </w:t>
-      </w:r>
-      <w:r>
-        <w:t>Representação usual de inteiros negativos em binário.</w:t>
+        <w:t xml:space="preserve">complemento de dois</w:t>
+      </w:r>
+      <w:r>
+        <w:t xml:space="preserve">. Representação usual de inteiros negativos em binário.</w:t>
       </w:r>
     </w:p>
     <w:p>
@@ -930,7 +939,10 @@
         <w:ind w:left="283"/>
       </w:pPr>
       <w:r>
-        <w:t>Arquivos: bitwise_not.png</w:t>
+        <w:t xml:space="preserve">Arquivos:</w:t>
+      </w:r>
+      <w:r>
+        <w:t xml:space="preserve"> bitwise_not.png</w:t>
       </w:r>
     </w:p>
     <w:p>
@@ -939,10 +951,10 @@
         <w:rPr>
           <w:b/>
         </w:rPr>
-        <w:t xml:space="preserve">deslocamento de bits. </w:t>
-      </w:r>
-      <w:r>
-        <w:t>Movimento das posições binárias de um valor para a esquerda ou direita.</w:t>
+        <w:t xml:space="preserve">deslocamento à direita</w:t>
+      </w:r>
+      <w:r>
+        <w:t xml:space="preserve">. Movimento dos bits para posições menos significativas.</w:t>
       </w:r>
     </w:p>
     <w:p>
@@ -950,7 +962,10 @@
         <w:ind w:left="283"/>
       </w:pPr>
       <w:r>
-        <w:t>Arquivos: bitwise_shift.png, bitwise_shift2.png, bitwise_shift3.png, mascara_bitwise4.png, get_bits.png, get_bits2.png, bitwise_deslocamento.gif, bitwise_shift_em_c.gif, exercicio.md, gabarito.md</w:t>
+        <w:t xml:space="preserve">Arquivos:</w:t>
+      </w:r>
+      <w:r>
+        <w:t xml:space="preserve"> bitwise_shift.png, bitwise_shift2.png, bitwise_shift3.png</w:t>
       </w:r>
     </w:p>
     <w:p>
@@ -959,10 +974,10 @@
         <w:rPr>
           <w:b/>
         </w:rPr>
-        <w:t xml:space="preserve">deslocamento à direita. </w:t>
-      </w:r>
-      <w:r>
-        <w:t>Movimento dos bits para posições menos significativas.</w:t>
+        <w:t xml:space="preserve">deslocamento à esquerda</w:t>
+      </w:r>
+      <w:r>
+        <w:t xml:space="preserve">. Movimento dos bits para posições mais significativas.</w:t>
       </w:r>
     </w:p>
     <w:p>
@@ -970,7 +985,10 @@
         <w:ind w:left="283"/>
       </w:pPr>
       <w:r>
-        <w:t>Arquivos: bitwise_shift.png, bitwise_shift2.png, bitwise_shift3.png</w:t>
+        <w:t xml:space="preserve">Arquivos:</w:t>
+      </w:r>
+      <w:r>
+        <w:t xml:space="preserve"> bitwise_shift.png, bitwise_shift2.png, bitwise_shift3.png</w:t>
       </w:r>
     </w:p>
     <w:p>
@@ -979,10 +997,10 @@
         <w:rPr>
           <w:b/>
         </w:rPr>
-        <w:t xml:space="preserve">deslocamento à esquerda. </w:t>
-      </w:r>
-      <w:r>
-        <w:t>Movimento dos bits para posições mais significativas.</w:t>
+        <w:t xml:space="preserve">deslocamento de bits</w:t>
+      </w:r>
+      <w:r>
+        <w:t xml:space="preserve">. Movimento das posições binárias de um valor para a esquerda ou direita.</w:t>
       </w:r>
     </w:p>
     <w:p>
@@ -990,7 +1008,10 @@
         <w:ind w:left="283"/>
       </w:pPr>
       <w:r>
-        <w:t>Arquivos: bitwise_shift.png, bitwise_shift2.png, bitwise_shift3.png</w:t>
+        <w:t xml:space="preserve">Arquivos:</w:t>
+      </w:r>
+      <w:r>
+        <w:t xml:space="preserve"> bitwise_deslocamento.gif, bitwise_shift.png, bitwise_shift2.png, bitwise_shift3.png, bitwise_shift_em_c.gif, exercicio.md, gabarito.md, get_bits.png, get_bits2.png, mascara_bitwise4.png</w:t>
       </w:r>
     </w:p>
     <w:p>
@@ -999,10 +1020,10 @@
         <w:rPr>
           <w:b/>
         </w:rPr>
-        <w:t xml:space="preserve">execução passo a passo. </w:t>
-      </w:r>
-      <w:r>
-        <w:t>Apresentação de estados sucessivos de uma operação ou programa.</w:t>
+        <w:t xml:space="preserve">execução passo a passo</w:t>
+      </w:r>
+      <w:r>
+        <w:t xml:space="preserve">. Apresentação de estados sucessivos de uma operação ou programa.</w:t>
       </w:r>
     </w:p>
     <w:p>
@@ -1010,7 +1031,10 @@
         <w:ind w:left="283"/>
       </w:pPr>
       <w:r>
-        <w:t>Arquivos: bitwise_10_12_em_C.gif, bitwise_deslocamento.gif, bitwise_shift_em_c.gif, bitwise_mascaras.gif, getbits.gif</w:t>
+        <w:t xml:space="preserve">Arquivos:</w:t>
+      </w:r>
+      <w:r>
+        <w:t xml:space="preserve"> bitwise_10_12_em_C.gif, bitwise_deslocamento.gif, bitwise_mascaras.gif, bitwise_shift_em_c.gif, getbits.gif</w:t>
       </w:r>
     </w:p>
     <w:p>
@@ -1019,10 +1043,10 @@
         <w:rPr>
           <w:b/>
         </w:rPr>
-        <w:t xml:space="preserve">exercício. </w:t>
-      </w:r>
-      <w:r>
-        <w:t>Atividade proposta para aplicação dos conceitos estudados.</w:t>
+        <w:t xml:space="preserve">exercício</w:t>
+      </w:r>
+      <w:r>
+        <w:t xml:space="preserve">. Atividade proposta para aplicação dos conceitos estudados.</w:t>
       </w:r>
     </w:p>
     <w:p>
@@ -1030,7 +1054,10 @@
         <w:ind w:left="283"/>
       </w:pPr>
       <w:r>
-        <w:t>Arquivos: exercicio.md</w:t>
+        <w:t xml:space="preserve">Arquivos:</w:t>
+      </w:r>
+      <w:r>
+        <w:t xml:space="preserve"> exercicio.md</w:t>
       </w:r>
     </w:p>
     <w:p>
@@ -1039,10 +1066,10 @@
         <w:rPr>
           <w:b/>
         </w:rPr>
-        <w:t xml:space="preserve">extração de bits. </w:t>
-      </w:r>
-      <w:r>
-        <w:t>Isolamento de uma ou mais posições de um valor binário.</w:t>
+        <w:t xml:space="preserve">extração de bits</w:t>
+      </w:r>
+      <w:r>
+        <w:t xml:space="preserve">. Isolamento de uma ou mais posições de um valor binário.</w:t>
       </w:r>
     </w:p>
     <w:p>
@@ -1050,7 +1077,10 @@
         <w:ind w:left="283"/>
       </w:pPr>
       <w:r>
-        <w:t>Arquivos: get_bits.png, get_bits2.png, getbits.gif</w:t>
+        <w:t xml:space="preserve">Arquivos:</w:t>
+      </w:r>
+      <w:r>
+        <w:t xml:space="preserve"> get_bits.png, get_bits2.png, getbits.gif</w:t>
       </w:r>
     </w:p>
     <w:p>
@@ -1059,10 +1089,10 @@
         <w:rPr>
           <w:b/>
         </w:rPr>
-        <w:t xml:space="preserve">gabarito. </w:t>
-      </w:r>
-      <w:r>
-        <w:t>Resolução e critérios esperados de uma atividade.</w:t>
+        <w:t xml:space="preserve">gabarito</w:t>
+      </w:r>
+      <w:r>
+        <w:t xml:space="preserve">. Resolução e critérios esperados de uma atividade.</w:t>
       </w:r>
     </w:p>
     <w:p>
@@ -1070,7 +1100,10 @@
         <w:ind w:left="283"/>
       </w:pPr>
       <w:r>
-        <w:t>Arquivos: gabarito.md</w:t>
+        <w:t xml:space="preserve">Arquivos:</w:t>
+      </w:r>
+      <w:r>
+        <w:t xml:space="preserve"> gabarito.md</w:t>
       </w:r>
     </w:p>
     <w:p>
@@ -1079,10 +1112,10 @@
         <w:rPr>
           <w:b/>
         </w:rPr>
-        <w:t xml:space="preserve">inteiro com sinal. </w:t>
-      </w:r>
-      <w:r>
-        <w:t>Tipo inteiro capaz de representar valores negativos e não negativos.</w:t>
+        <w:t xml:space="preserve">inteiro com sinal</w:t>
+      </w:r>
+      <w:r>
+        <w:t xml:space="preserve">. Tipo inteiro capaz de representar valores negativos e não negativos.</w:t>
       </w:r>
     </w:p>
     <w:p>
@@ -1090,7 +1123,10 @@
         <w:ind w:left="283"/>
       </w:pPr>
       <w:r>
-        <w:t>Arquivos: bitwise_not.png</w:t>
+        <w:t xml:space="preserve">Arquivos:</w:t>
+      </w:r>
+      <w:r>
+        <w:t xml:space="preserve"> bitwise_not.png</w:t>
       </w:r>
     </w:p>
     <w:p>
@@ -1099,10 +1135,10 @@
         <w:rPr>
           <w:b/>
         </w:rPr>
-        <w:t xml:space="preserve">inteiro sem sinal. </w:t>
-      </w:r>
-      <w:r>
-        <w:t>Tipo inteiro que representa apenas valores não negativos.</w:t>
+        <w:t xml:space="preserve">inteiro sem sinal</w:t>
+      </w:r>
+      <w:r>
+        <w:t xml:space="preserve">. Tipo inteiro que representa apenas valores não negativos.</w:t>
       </w:r>
     </w:p>
     <w:p>
@@ -1110,7 +1146,10 @@
         <w:ind w:left="283"/>
       </w:pPr>
       <w:r>
-        <w:t>Arquivos: bitwise_not.png, bitwise_shift3.png</w:t>
+        <w:t xml:space="preserve">Arquivos:</w:t>
+      </w:r>
+      <w:r>
+        <w:t xml:space="preserve"> bitwise_not.png, bitwise_shift3.png</w:t>
       </w:r>
     </w:p>
     <w:p>
@@ -1119,10 +1158,10 @@
         <w:rPr>
           <w:b/>
         </w:rPr>
-        <w:t xml:space="preserve">inversão de bit. </w:t>
-      </w:r>
-      <w:r>
-        <w:t>Operação que troca 0 por 1 ou 1 por 0 em uma posição.</w:t>
+        <w:t xml:space="preserve">inversão de bit</w:t>
+      </w:r>
+      <w:r>
+        <w:t xml:space="preserve">. Operação que troca 0 por 1 ou 1 por 0 em uma posição.</w:t>
       </w:r>
     </w:p>
     <w:p>
@@ -1130,7 +1169,10 @@
         <w:ind w:left="283"/>
       </w:pPr>
       <w:r>
-        <w:t>Arquivos: mascara_bitwise3.png, mascara_bitwise4.png, bitwise_mascaras.gif</w:t>
+        <w:t xml:space="preserve">Arquivos:</w:t>
+      </w:r>
+      <w:r>
+        <w:t xml:space="preserve"> bitwise_mascaras.gif, mascara_bitwise3.png, mascara_bitwise4.png</w:t>
       </w:r>
     </w:p>
     <w:p>
@@ -1139,10 +1181,10 @@
         <w:rPr>
           <w:b/>
         </w:rPr>
-        <w:t xml:space="preserve">largura em bits. </w:t>
-      </w:r>
-      <w:r>
-        <w:t>Quantidade de posições binárias considerada em um valor.</w:t>
+        <w:t xml:space="preserve">largura em bits</w:t>
+      </w:r>
+      <w:r>
+        <w:t xml:space="preserve">. Quantidade de posições binárias considerada em um valor.</w:t>
       </w:r>
     </w:p>
     <w:p>
@@ -1150,7 +1192,10 @@
         <w:ind w:left="283"/>
       </w:pPr>
       <w:r>
-        <w:t>Arquivos: bitwise_not.png, bitwise_shift2.png, bitwise_shift3.png</w:t>
+        <w:t xml:space="preserve">Arquivos:</w:t>
+      </w:r>
+      <w:r>
+        <w:t xml:space="preserve"> bitwise_not.png, bitwise_shift2.png, bitwise_shift3.png</w:t>
       </w:r>
     </w:p>
     <w:p>
@@ -1159,10 +1204,10 @@
         <w:rPr>
           <w:b/>
         </w:rPr>
-        <w:t xml:space="preserve">limpeza de bit. </w:t>
-      </w:r>
-      <w:r>
-        <w:t>Operação que coloca uma posição binária em 0.</w:t>
+        <w:t xml:space="preserve">limpeza de bit</w:t>
+      </w:r>
+      <w:r>
+        <w:t xml:space="preserve">. Operação que coloca uma posição binária em 0.</w:t>
       </w:r>
     </w:p>
     <w:p>
@@ -1170,7 +1215,10 @@
         <w:ind w:left="283"/>
       </w:pPr>
       <w:r>
-        <w:t>Arquivos: mascara_bitwise4.png, bitwise_mascaras.gif</w:t>
+        <w:t xml:space="preserve">Arquivos:</w:t>
+      </w:r>
+      <w:r>
+        <w:t xml:space="preserve"> bitwise_mascaras.gif, mascara_bitwise4.png</w:t>
       </w:r>
     </w:p>
     <w:p>
@@ -1179,10 +1227,10 @@
         <w:rPr>
           <w:b/>
         </w:rPr>
-        <w:t xml:space="preserve">máscara de bits. </w:t>
-      </w:r>
-      <w:r>
-        <w:t>Padrão binário utilizado para selecionar ou alterar bits específicos.</w:t>
+        <w:t xml:space="preserve">máscara de bits</w:t>
+      </w:r>
+      <w:r>
+        <w:t xml:space="preserve">. Padrão binário utilizado para selecionar ou alterar bits específicos.</w:t>
       </w:r>
     </w:p>
     <w:p>
@@ -1190,7 +1238,10 @@
         <w:ind w:left="283"/>
       </w:pPr>
       <w:r>
-        <w:t>Arquivos: mascara_bitwise.png, mascara_bitwise2.png, mascara_bitwise3.png, mascara_bitwise4.png, get_bits.png, get_bits2.png, bitwise_mascaras.gif, exercicio.md, gabarito.md</w:t>
+        <w:t xml:space="preserve">Arquivos:</w:t>
+      </w:r>
+      <w:r>
+        <w:t xml:space="preserve"> bitwise_mascaras.gif, exercicio.md, gabarito.md, get_bits.png, get_bits2.png, mascara_bitwise.png, mascara_bitwise2.png, mascara_bitwise3.png, mascara_bitwise4.png</w:t>
       </w:r>
     </w:p>
     <w:p>
@@ -1199,10 +1250,10 @@
         <w:rPr>
           <w:b/>
         </w:rPr>
-        <w:t xml:space="preserve">NOT bitwise. </w:t>
-      </w:r>
-      <w:r>
-        <w:t>Operação que inverte os bits do operando na representação considerada.</w:t>
+        <w:t xml:space="preserve">NOT bitwise</w:t>
+      </w:r>
+      <w:r>
+        <w:t xml:space="preserve">. Operação que inverte os bits do operando na representação considerada.</w:t>
       </w:r>
     </w:p>
     <w:p>
@@ -1210,7 +1261,10 @@
         <w:ind w:left="283"/>
       </w:pPr>
       <w:r>
-        <w:t>Arquivos: operadores_bitwise.png, bitwise_not.png, exercicio.md, gabarito.md</w:t>
+        <w:t xml:space="preserve">Arquivos:</w:t>
+      </w:r>
+      <w:r>
+        <w:t xml:space="preserve"> bitwise_not.png, exercicio.md, gabarito.md, operadores_bitwise.png</w:t>
       </w:r>
     </w:p>
     <w:p>
@@ -1219,10 +1273,10 @@
         <w:rPr>
           <w:b/>
         </w:rPr>
-        <w:t xml:space="preserve">operador C. </w:t>
-      </w:r>
-      <w:r>
-        <w:t>Símbolo da linguagem C usado para expressar determinada operação.</w:t>
+        <w:t xml:space="preserve">operação bitwise</w:t>
+      </w:r>
+      <w:r>
+        <w:t xml:space="preserve">. Operação realizada separadamente sobre posições binárias dos operandos.</w:t>
       </w:r>
     </w:p>
     <w:p>
@@ -1230,7 +1284,10 @@
         <w:ind w:left="283"/>
       </w:pPr>
       <w:r>
-        <w:t>Arquivos: operadores_bitwise.png, bitwise_not.png, bitwise_shift2.png, mascara_bitwise.png, mascara_bitwise2.png, mascara_bitwise3.png, get_bits2.png, bitwise_10_12_em_C.gif, bitwise_shift_em_c.gif</w:t>
+        <w:t xml:space="preserve">Arquivos:</w:t>
+      </w:r>
+      <w:r>
+        <w:t xml:space="preserve"> bitwise_10_12_em_C.gif, operacao_bit_a_bit.png, operadores_bitwise.png</w:t>
       </w:r>
     </w:p>
     <w:p>
@@ -1239,10 +1296,10 @@
         <w:rPr>
           <w:b/>
         </w:rPr>
-        <w:t xml:space="preserve">operação bitwise. </w:t>
-      </w:r>
-      <w:r>
-        <w:t>Operação realizada separadamente sobre posições binárias dos operandos.</w:t>
+        <w:t xml:space="preserve">operação lógica</w:t>
+      </w:r>
+      <w:r>
+        <w:t xml:space="preserve">. Operação que combina ou nega condições avaliadas logicamente.</w:t>
       </w:r>
     </w:p>
     <w:p>
@@ -1250,7 +1307,10 @@
         <w:ind w:left="283"/>
       </w:pPr>
       <w:r>
-        <w:t>Arquivos: operacao_bit_a_bit.png, operadores_bitwise.png, bitwise_10_12_em_C.gif</w:t>
+        <w:t xml:space="preserve">Arquivos:</w:t>
+      </w:r>
+      <w:r>
+        <w:t xml:space="preserve"> operacao_bit_a_bit.png</w:t>
       </w:r>
     </w:p>
     <w:p>
@@ -1259,10 +1319,10 @@
         <w:rPr>
           <w:b/>
         </w:rPr>
-        <w:t xml:space="preserve">operação lógica. </w:t>
-      </w:r>
-      <w:r>
-        <w:t>Operação que combina ou nega condições avaliadas logicamente.</w:t>
+        <w:t xml:space="preserve">operador C</w:t>
+      </w:r>
+      <w:r>
+        <w:t xml:space="preserve">. Símbolo da linguagem C usado para expressar determinada operação.</w:t>
       </w:r>
     </w:p>
     <w:p>
@@ -1270,7 +1330,10 @@
         <w:ind w:left="283"/>
       </w:pPr>
       <w:r>
-        <w:t>Arquivos: operacao_bit_a_bit.png</w:t>
+        <w:t xml:space="preserve">Arquivos:</w:t>
+      </w:r>
+      <w:r>
+        <w:t xml:space="preserve"> bitwise_10_12_em_C.gif, bitwise_not.png, bitwise_shift2.png, bitwise_shift_em_c.gif, get_bits2.png, mascara_bitwise.png, mascara_bitwise2.png, mascara_bitwise3.png, operadores_bitwise.png</w:t>
       </w:r>
     </w:p>
     <w:p>
@@ -1279,10 +1342,10 @@
         <w:rPr>
           <w:b/>
         </w:rPr>
-        <w:t xml:space="preserve">OR bitwise. </w:t>
-      </w:r>
-      <w:r>
-        <w:t>Operação que produz 1 quando pelo menos um dos bits é 1.</w:t>
+        <w:t xml:space="preserve">OR bitwise</w:t>
+      </w:r>
+      <w:r>
+        <w:t xml:space="preserve">. Operação que produz 1 quando pelo menos um dos bits é 1.</w:t>
       </w:r>
     </w:p>
     <w:p>
@@ -1290,7 +1353,10 @@
         <w:ind w:left="283"/>
       </w:pPr>
       <w:r>
-        <w:t>Arquivos: operadores_bitwise.png, xor.png, mascara_bitwise2.png, exercicio.md, gabarito.md</w:t>
+        <w:t xml:space="preserve">Arquivos:</w:t>
+      </w:r>
+      <w:r>
+        <w:t xml:space="preserve"> exercicio.md, gabarito.md, mascara_bitwise2.png, operadores_bitwise.png, xor.png</w:t>
       </w:r>
     </w:p>
     <w:p>
@@ -1299,10 +1365,10 @@
         <w:rPr>
           <w:b/>
         </w:rPr>
-        <w:t xml:space="preserve">peso posicional. </w:t>
-      </w:r>
-      <w:r>
-        <w:t>Contribuição numérica de uma posição em um sistema de numeração.</w:t>
+        <w:t xml:space="preserve">posição de bit</w:t>
+      </w:r>
+      <w:r>
+        <w:t xml:space="preserve">. Índice de uma posição binária dentro de uma representação.</w:t>
       </w:r>
     </w:p>
     <w:p>
@@ -1310,7 +1376,10 @@
         <w:ind w:left="283"/>
       </w:pPr>
       <w:r>
-        <w:t>Arquivos: bitwise_shift.png, bitwise_deslocamento.gif</w:t>
+        <w:t xml:space="preserve">Arquivos:</w:t>
+      </w:r>
+      <w:r>
+        <w:t xml:space="preserve"> bitwise_deslocamento.gif, get_bits.png, mascara_bitwise.png, mascara_bitwise2.png, mascara_bitwise3.png</w:t>
       </w:r>
     </w:p>
     <w:p>
@@ -1319,10 +1388,10 @@
         <w:rPr>
           <w:b/>
         </w:rPr>
-        <w:t xml:space="preserve">posição de bit. </w:t>
-      </w:r>
-      <w:r>
-        <w:t>Índice de uma posição binária dentro de uma representação.</w:t>
+        <w:t xml:space="preserve">precedência de operadores</w:t>
+      </w:r>
+      <w:r>
+        <w:t xml:space="preserve">. Regras de prioridade que determinam o agrupamento dos operadores em uma expressão, distintas da sequência de execução dos testes documentada em ordem de avaliação.</w:t>
       </w:r>
     </w:p>
     <w:p>
@@ -1330,7 +1399,10 @@
         <w:ind w:left="283"/>
       </w:pPr>
       <w:r>
-        <w:t>Arquivos: mascara_bitwise.png, mascara_bitwise2.png, mascara_bitwise3.png, get_bits.png, bitwise_deslocamento.gif</w:t>
+        <w:t xml:space="preserve">Arquivos:</w:t>
+      </w:r>
+      <w:r>
+        <w:t xml:space="preserve"> get_bits2.png, getbits.gif</w:t>
       </w:r>
     </w:p>
     <w:p>
@@ -1339,10 +1411,10 @@
         <w:rPr>
           <w:b/>
         </w:rPr>
-        <w:t xml:space="preserve">precedência de operadores. </w:t>
-      </w:r>
-      <w:r>
-        <w:t>Regras que determinam a ordem de avaliação de operadores em uma expressão.</w:t>
+        <w:t xml:space="preserve">representação binária</w:t>
+      </w:r>
+      <w:r>
+        <w:t xml:space="preserve">. Escrita de valores com dígitos 0 e 1.</w:t>
       </w:r>
     </w:p>
     <w:p>
@@ -1350,7 +1422,10 @@
         <w:ind w:left="283"/>
       </w:pPr>
       <w:r>
-        <w:t>Arquivos: get_bits2.png, getbits.gif</w:t>
+        <w:t xml:space="preserve">Arquivos:</w:t>
+      </w:r>
+      <w:r>
+        <w:t xml:space="preserve"> bitwise_10_12_em_C.gif, bitwise_shift.png, bitwise_shift_em_c.gif, operacao_bit_a_bit.png, xor.png</w:t>
       </w:r>
     </w:p>
     <w:p>
@@ -1359,10 +1434,10 @@
         <w:rPr>
           <w:b/>
         </w:rPr>
-        <w:t xml:space="preserve">representação binária. </w:t>
-      </w:r>
-      <w:r>
-        <w:t>Escrita de valores com dígitos 0 e 1.</w:t>
+        <w:t xml:space="preserve">tabela-verdade</w:t>
+      </w:r>
+      <w:r>
+        <w:t xml:space="preserve">. Tabela dos resultados de uma operação para todas as combinações de entradas.</w:t>
       </w:r>
     </w:p>
     <w:p>
@@ -1370,7 +1445,10 @@
         <w:ind w:left="283"/>
       </w:pPr>
       <w:r>
-        <w:t>Arquivos: operacao_bit_a_bit.png, xor.png, bitwise_shift.png, bitwise_10_12_em_C.gif, bitwise_shift_em_c.gif</w:t>
+        <w:t xml:space="preserve">Arquivos:</w:t>
+      </w:r>
+      <w:r>
+        <w:t xml:space="preserve"> operacao_bit_a_bit.png, operadores_bitwise.png, xor.png</w:t>
       </w:r>
     </w:p>
     <w:p>
@@ -1379,10 +1457,10 @@
         <w:rPr>
           <w:b/>
         </w:rPr>
-        <w:t xml:space="preserve">tabela verdade. </w:t>
-      </w:r>
-      <w:r>
-        <w:t>Tabela dos resultados de uma operação para todas as combinações de entradas.</w:t>
+        <w:t xml:space="preserve">teste de bit</w:t>
+      </w:r>
+      <w:r>
+        <w:t xml:space="preserve">. Consulta ao estado de uma posição binária.</w:t>
       </w:r>
     </w:p>
     <w:p>
@@ -1390,7 +1468,10 @@
         <w:ind w:left="283"/>
       </w:pPr>
       <w:r>
-        <w:t>Arquivos: operacao_bit_a_bit.png, operadores_bitwise.png, xor.png</w:t>
+        <w:t xml:space="preserve">Arquivos:</w:t>
+      </w:r>
+      <w:r>
+        <w:t xml:space="preserve"> bitwise_mascaras.gif, mascara_bitwise.png, mascara_bitwise4.png</w:t>
       </w:r>
     </w:p>
     <w:p>
@@ -1399,10 +1480,10 @@
         <w:rPr>
           <w:b/>
         </w:rPr>
-        <w:t xml:space="preserve">teste de bit. </w:t>
-      </w:r>
-      <w:r>
-        <w:t>Consulta ao estado de uma posição binária.</w:t>
+        <w:t xml:space="preserve">valor posicional</w:t>
+      </w:r>
+      <w:r>
+        <w:t xml:space="preserve">. Contribuição numérica de uma posição em um sistema de numeração.</w:t>
       </w:r>
     </w:p>
     <w:p>
@@ -1410,7 +1491,10 @@
         <w:ind w:left="283"/>
       </w:pPr>
       <w:r>
-        <w:t>Arquivos: mascara_bitwise.png, mascara_bitwise4.png, bitwise_mascaras.gif</w:t>
+        <w:t xml:space="preserve">Arquivos:</w:t>
+      </w:r>
+      <w:r>
+        <w:t xml:space="preserve"> bitwise_deslocamento.gif, bitwise_shift.png</w:t>
       </w:r>
     </w:p>
     <w:p>
@@ -1419,10 +1503,10 @@
         <w:rPr>
           <w:b/>
         </w:rPr>
-        <w:t xml:space="preserve">XOR bitwise. </w:t>
-      </w:r>
-      <w:r>
-        <w:t>Operação que produz 1 quando os bits são diferentes.</w:t>
+        <w:t xml:space="preserve">XOR bitwise</w:t>
+      </w:r>
+      <w:r>
+        <w:t xml:space="preserve">. Operação que produz 1 quando os bits são diferentes.</w:t>
       </w:r>
     </w:p>
     <w:p>
@@ -1430,7 +1514,10 @@
         <w:ind w:left="283"/>
       </w:pPr>
       <w:r>
-        <w:t>Arquivos: operadores_bitwise.png, xor.png, mascara_bitwise3.png, exercicio.md, gabarito.md</w:t>
+        <w:t xml:space="preserve">Arquivos:</w:t>
+      </w:r>
+      <w:r>
+        <w:t xml:space="preserve"> exercicio.md, gabarito.md, mascara_bitwise3.png, operadores_bitwise.png, xor.png</w:t>
       </w:r>
     </w:p>
     <w:sectPr>

--- a/03_Operacoes_Bitwise/03_Catalogo_Semantico.docx
+++ b/03_Operacoes_Bitwise/03_Catalogo_Semantico.docx
@@ -17,7 +17,19 @@
     </w:p>
     <w:p>
       <w:r>
-        <w:t>Cada registro descreve o conteúdo técnico e a representação do arquivo. As palavras-chave são reutilizadas de modo consistente; o glossário final consolida termos e arquivos associados.</w:t>
+        <w:t>Cada registro descreve o conteúdo técnico e a representação do arquivo. As palavras-chave seguem o vocabulário controlado do acervo; o glossário final consolida termos e arquivos associados. As descrições documentam o material catalogado, mas não substituem a inspeção dos originais quando forem necessários recortes, validação visual ou confirmação de quadros de GIFs.</w:t>
+      </w:r>
+    </w:p>
+    <w:p>
+      <w:pPr/>
+      <w:r>
+        <w:rPr>
+          <w:b/>
+        </w:rPr>
+        <w:t xml:space="preserve">Escopo e uso editorial. </w:t>
+      </w:r>
+      <w:r>
+        <w:t>Este catálogo é a fonte documental para propostas de dossiê. O mapa espacial e a produção audiovisual devem conferir diretamente PNGs e GIFs antes de afirmar regiões, enquadramentos e transições. Não há, nesta revisão, homologação visual adicional dos arquivos originais.</w:t>
       </w:r>
     </w:p>
     <w:p>
